--- a/sample_data/sample_docx_with_table.docx
+++ b/sample_data/sample_docx_with_table.docx
@@ -195,6 +195,7 @@
         </w:tc>
       </w:tr>
     </w:tbl>
+    <w:p/>
     <w:p/>
     <w:sectPr>
       <w:pgSz w:w="11906" w:h="16838"/>
